--- a/rus/docx/51.content.docx
+++ b/rus/docx/51.content.docx
@@ -19,7 +19,7 @@
         <w:rPr>
           <w:lang w:val="ru_RU" w:bidi="ru_RU"/>
         </w:rPr>
-        <w:t>Resource: Заметки к учебнику - Вступления к книгам (Тиндейл)</w:t>
+        <w:t>Resource: Tyndale Open Study Notes</w:t>
       </w:r>
       <w:r>
         <w:rPr>
@@ -112,7 +112,7 @@
         <w:rPr>
           <w:lang w:val="ru_RU" w:bidi="ru_RU"/>
         </w:rPr>
-        <w:t>Заметки к учебнику - Вступления к книгам (Тиндейл)</w:t>
+        <w:t>Tyndale Open Study Notes</w:t>
       </w:r>
     </w:p>
     <w:p>

--- a/rus/docx/51.content.docx
+++ b/rus/docx/51.content.docx
@@ -19,7 +19,7 @@
         <w:rPr>
           <w:lang w:val="ru_RU" w:bidi="ru_RU"/>
         </w:rPr>
-        <w:t>Resource: Tyndale Open Study Notes</w:t>
+        <w:t>Resource: Aquifer Open Study Notes (Book Intros)</w:t>
       </w:r>
       <w:r>
         <w:rPr>
@@ -112,7 +112,7 @@
         <w:rPr>
           <w:lang w:val="ru_RU" w:bidi="ru_RU"/>
         </w:rPr>
-        <w:t>Tyndale Open Study Notes</w:t>
+        <w:t>Aquifer Open Study Notes (Book Intros)</w:t>
       </w:r>
     </w:p>
     <w:p>

--- a/rus/docx/51.content.docx
+++ b/rus/docx/51.content.docx
@@ -272,18 +272,12 @@
         </w:rPr>
         <w:t>Павел упоминает Епафраса как того, кто первым принёс Благую Весть в Колоссы (</w:t>
       </w:r>
-      <w:hyperlink r:id="rId13">
-        <w:r>
-          <w:rPr>
-            <w:lang w:val="ru_RU" w:bidi="ru_RU"/>
-          </w:rPr>
-          <w:rPr>
-            <w:color w:val="0000EE"/>
-            <w:u w:val="single"/>
-          </w:rPr>
-          <w:t>Кол.1:7</w:t>
-        </w:r>
-      </w:hyperlink>
+      <w:r>
+        <w:rPr>
+          <w:lang w:val="ru_RU" w:bidi="ru_RU"/>
+        </w:rPr>
+        <w:t>Кол.1:7</w:t>
+      </w:r>
       <w:r>
         <w:rPr>
           <w:lang w:val="ru_RU" w:bidi="ru_RU"/>
@@ -302,36 +296,24 @@
         </w:rPr>
         <w:t>» (</w:t>
       </w:r>
-      <w:hyperlink r:id="rId14">
-        <w:r>
-          <w:rPr>
-            <w:lang w:val="ru_RU" w:bidi="ru_RU"/>
-          </w:rPr>
-          <w:rPr>
-            <w:color w:val="0000EE"/>
-            <w:u w:val="single"/>
-          </w:rPr>
-          <w:t>Деян.19:10</w:t>
-        </w:r>
-      </w:hyperlink>
+      <w:r>
+        <w:rPr>
+          <w:lang w:val="ru_RU" w:bidi="ru_RU"/>
+        </w:rPr>
+        <w:t>Деян.19:10</w:t>
+      </w:r>
       <w:r>
         <w:rPr>
           <w:lang w:val="ru_RU" w:bidi="ru_RU"/>
         </w:rPr>
         <w:t>). Хотя Павел не посещал Колоссы (</w:t>
       </w:r>
-      <w:hyperlink r:id="rId15">
-        <w:r>
-          <w:rPr>
-            <w:lang w:val="ru_RU" w:bidi="ru_RU"/>
-          </w:rPr>
-          <w:rPr>
-            <w:color w:val="0000EE"/>
-            <w:u w:val="single"/>
-          </w:rPr>
-          <w:t>Кол.2:1</w:t>
-        </w:r>
-      </w:hyperlink>
+      <w:r>
+        <w:rPr>
+          <w:lang w:val="ru_RU" w:bidi="ru_RU"/>
+        </w:rPr>
+        <w:t>Кол.2:1</w:t>
+      </w:r>
       <w:r>
         <w:rPr>
           <w:lang w:val="ru_RU" w:bidi="ru_RU"/>
@@ -352,66 +334,42 @@
         </w:rPr>
         <w:t>Послание к Колоссянам было написано, когда Епафрас навещал Павла в тюрьме (</w:t>
       </w:r>
-      <w:hyperlink r:id="rId16">
-        <w:r>
-          <w:rPr>
-            <w:lang w:val="ru_RU" w:bidi="ru_RU"/>
-          </w:rPr>
-          <w:rPr>
-            <w:color w:val="0000EE"/>
-            <w:u w:val="single"/>
-          </w:rPr>
-          <w:t>4:12</w:t>
-        </w:r>
-      </w:hyperlink>
+      <w:r>
+        <w:rPr>
+          <w:lang w:val="ru_RU" w:bidi="ru_RU"/>
+        </w:rPr>
+        <w:t>4:12</w:t>
+      </w:r>
       <w:r>
         <w:rPr>
           <w:lang w:val="ru_RU" w:bidi="ru_RU"/>
         </w:rPr>
         <w:t>). Он рассказал Павлу о некоторых трудностях, с которыми сталкивалась молодая церковь. Особенно его беспокоили некоторые лжеучителя в Колоссах, которые подчёркивали важность «духовных начальств и властей» (</w:t>
       </w:r>
-      <w:hyperlink r:id="rId17">
-        <w:r>
-          <w:rPr>
-            <w:lang w:val="ru_RU" w:bidi="ru_RU"/>
-          </w:rPr>
-          <w:rPr>
-            <w:color w:val="0000EE"/>
-            <w:u w:val="single"/>
-          </w:rPr>
-          <w:t>2:15</w:t>
-        </w:r>
-      </w:hyperlink>
+      <w:r>
+        <w:rPr>
+          <w:lang w:val="ru_RU" w:bidi="ru_RU"/>
+        </w:rPr>
+        <w:t>2:15</w:t>
+      </w:r>
       <w:r>
         <w:rPr>
           <w:lang w:val="ru_RU" w:bidi="ru_RU"/>
         </w:rPr>
         <w:t>) и «стихий этого мира» (</w:t>
       </w:r>
-      <w:hyperlink r:id="rId18">
-        <w:r>
-          <w:rPr>
-            <w:lang w:val="ru_RU" w:bidi="ru_RU"/>
-          </w:rPr>
-          <w:rPr>
-            <w:color w:val="0000EE"/>
-            <w:u w:val="single"/>
-          </w:rPr>
-          <w:t>2:8,</w:t>
-        </w:r>
-      </w:hyperlink>
-      <w:hyperlink r:id="rId19">
-        <w:r>
-          <w:rPr>
-            <w:lang w:val="ru_RU" w:bidi="ru_RU"/>
-          </w:rPr>
-          <w:rPr>
-            <w:color w:val="0000EE"/>
-            <w:u w:val="single"/>
-          </w:rPr>
-          <w:t>20</w:t>
-        </w:r>
-      </w:hyperlink>
+      <w:r>
+        <w:rPr>
+          <w:lang w:val="ru_RU" w:bidi="ru_RU"/>
+        </w:rPr>
+        <w:t>2:8,</w:t>
+      </w:r>
+      <w:r>
+        <w:rPr>
+          <w:lang w:val="ru_RU" w:bidi="ru_RU"/>
+        </w:rPr>
+        <w:t>20</w:t>
+      </w:r>
       <w:r>
         <w:rPr>
           <w:lang w:val="ru_RU" w:bidi="ru_RU"/>
@@ -443,36 +401,24 @@
         </w:rPr>
         <w:t xml:space="preserve">Послание к Колоссянам делится на две части: </w:t>
       </w:r>
-      <w:hyperlink r:id="rId20">
-        <w:r>
-          <w:rPr>
-            <w:lang w:val="ru_RU" w:bidi="ru_RU"/>
-          </w:rPr>
-          <w:rPr>
-            <w:color w:val="0000EE"/>
-            <w:u w:val="single"/>
-          </w:rPr>
-          <w:t>главы 1–2</w:t>
-        </w:r>
-      </w:hyperlink>
+      <w:r>
+        <w:rPr>
+          <w:lang w:val="ru_RU" w:bidi="ru_RU"/>
+        </w:rPr>
+        <w:t>главы 1–2</w:t>
+      </w:r>
       <w:r>
         <w:rPr>
           <w:lang w:val="ru_RU" w:bidi="ru_RU"/>
         </w:rPr>
         <w:t xml:space="preserve"> сосредоточены на богословии, а </w:t>
       </w:r>
-      <w:hyperlink r:id="rId21">
-        <w:r>
-          <w:rPr>
-            <w:lang w:val="ru_RU" w:bidi="ru_RU"/>
-          </w:rPr>
-          <w:rPr>
-            <w:color w:val="0000EE"/>
-            <w:u w:val="single"/>
-          </w:rPr>
-          <w:t>главы 3–4</w:t>
-        </w:r>
-      </w:hyperlink>
+      <w:r>
+        <w:rPr>
+          <w:lang w:val="ru_RU" w:bidi="ru_RU"/>
+        </w:rPr>
+        <w:t>главы 3–4</w:t>
+      </w:r>
       <w:r>
         <w:rPr>
           <w:lang w:val="ru_RU" w:bidi="ru_RU"/>
@@ -493,126 +439,84 @@
         </w:rPr>
         <w:t>За приветствием Павла (</w:t>
       </w:r>
-      <w:hyperlink r:id="rId22">
-        <w:r>
-          <w:rPr>
-            <w:lang w:val="ru_RU" w:bidi="ru_RU"/>
-          </w:rPr>
-          <w:rPr>
-            <w:color w:val="0000EE"/>
-            <w:u w:val="single"/>
-          </w:rPr>
-          <w:t>1:1–2</w:t>
-        </w:r>
-      </w:hyperlink>
+      <w:r>
+        <w:rPr>
+          <w:lang w:val="ru_RU" w:bidi="ru_RU"/>
+        </w:rPr>
+        <w:t>1:1–2</w:t>
+      </w:r>
       <w:r>
         <w:rPr>
           <w:lang w:val="ru_RU" w:bidi="ru_RU"/>
         </w:rPr>
         <w:t>) следует раздел благодарения (</w:t>
       </w:r>
-      <w:hyperlink r:id="rId23">
-        <w:r>
-          <w:rPr>
-            <w:lang w:val="ru_RU" w:bidi="ru_RU"/>
-          </w:rPr>
-          <w:rPr>
-            <w:color w:val="0000EE"/>
-            <w:u w:val="single"/>
-          </w:rPr>
-          <w:t>1:3–14</w:t>
-        </w:r>
-      </w:hyperlink>
+      <w:r>
+        <w:rPr>
+          <w:lang w:val="ru_RU" w:bidi="ru_RU"/>
+        </w:rPr>
+        <w:t>1:3–14</w:t>
+      </w:r>
       <w:r>
         <w:rPr>
           <w:lang w:val="ru_RU" w:bidi="ru_RU"/>
         </w:rPr>
         <w:t>), что является стандартным началом новозаветных посланий. Затем, чтобы изложить свой ключевой богословский пункт, Павел цитирует и адаптирует гимн о превосходстве Христа (</w:t>
       </w:r>
-      <w:hyperlink r:id="rId24">
-        <w:r>
-          <w:rPr>
-            <w:lang w:val="ru_RU" w:bidi="ru_RU"/>
-          </w:rPr>
-          <w:rPr>
-            <w:color w:val="0000EE"/>
-            <w:u w:val="single"/>
-          </w:rPr>
-          <w:t>1:15–20</w:t>
-        </w:r>
-      </w:hyperlink>
+      <w:r>
+        <w:rPr>
+          <w:lang w:val="ru_RU" w:bidi="ru_RU"/>
+        </w:rPr>
+        <w:t>1:15–20</w:t>
+      </w:r>
       <w:r>
         <w:rPr>
           <w:lang w:val="ru_RU" w:bidi="ru_RU"/>
         </w:rPr>
         <w:t>), после чего объясняет его практическое применение (</w:t>
       </w:r>
-      <w:hyperlink r:id="rId25">
-        <w:r>
-          <w:rPr>
-            <w:lang w:val="ru_RU" w:bidi="ru_RU"/>
-          </w:rPr>
-          <w:rPr>
-            <w:color w:val="0000EE"/>
-            <w:u w:val="single"/>
-          </w:rPr>
-          <w:t>1:21–23</w:t>
-        </w:r>
-      </w:hyperlink>
+      <w:r>
+        <w:rPr>
+          <w:lang w:val="ru_RU" w:bidi="ru_RU"/>
+        </w:rPr>
+        <w:t>1:21–23</w:t>
+      </w:r>
       <w:r>
         <w:rPr>
           <w:lang w:val="ru_RU" w:bidi="ru_RU"/>
         </w:rPr>
         <w:t>), после чего рассказывает о своём служении как апостола для язычников (</w:t>
       </w:r>
-      <w:hyperlink r:id="rId26">
-        <w:r>
-          <w:rPr>
-            <w:lang w:val="ru_RU" w:bidi="ru_RU"/>
-          </w:rPr>
-          <w:rPr>
-            <w:color w:val="0000EE"/>
-            <w:u w:val="single"/>
-          </w:rPr>
-          <w:t>1:24–2:5</w:t>
-        </w:r>
-      </w:hyperlink>
+      <w:r>
+        <w:rPr>
+          <w:lang w:val="ru_RU" w:bidi="ru_RU"/>
+        </w:rPr>
+        <w:t>1:24–2:5</w:t>
+      </w:r>
       <w:r>
         <w:rPr>
           <w:lang w:val="ru_RU" w:bidi="ru_RU"/>
         </w:rPr>
         <w:t>). Затем он возвращается к своей главной мысли, призывая колоссян хранить верность Христу Иисусу, Который обеспечивает их духовную жизнь (</w:t>
       </w:r>
-      <w:hyperlink r:id="rId27">
-        <w:r>
-          <w:rPr>
-            <w:lang w:val="ru_RU" w:bidi="ru_RU"/>
-          </w:rPr>
-          <w:rPr>
-            <w:color w:val="0000EE"/>
-            <w:u w:val="single"/>
-          </w:rPr>
-          <w:t>2:6–15</w:t>
-        </w:r>
-      </w:hyperlink>
+      <w:r>
+        <w:rPr>
+          <w:lang w:val="ru_RU" w:bidi="ru_RU"/>
+        </w:rPr>
+        <w:t>2:6–15</w:t>
+      </w:r>
       <w:r>
         <w:rPr>
           <w:lang w:val="ru_RU" w:bidi="ru_RU"/>
         </w:rPr>
         <w:t>). Богословская часть послания завершается предупреждением не увлекаться правилами как средством удовлетворения духовных потребностей (</w:t>
       </w:r>
-      <w:hyperlink r:id="rId28">
-        <w:r>
-          <w:rPr>
-            <w:lang w:val="ru_RU" w:bidi="ru_RU"/>
-          </w:rPr>
-          <w:rPr>
-            <w:color w:val="0000EE"/>
-            <w:u w:val="single"/>
-          </w:rPr>
-          <w:t>2:16–23</w:t>
-        </w:r>
-      </w:hyperlink>
+      <w:r>
+        <w:rPr>
+          <w:lang w:val="ru_RU" w:bidi="ru_RU"/>
+        </w:rPr>
+        <w:t>2:16–23</w:t>
+      </w:r>
       <w:r>
         <w:rPr>
           <w:lang w:val="ru_RU" w:bidi="ru_RU"/>
@@ -633,108 +537,72 @@
         </w:rPr>
         <w:t>Более практическая часть послания (</w:t>
       </w:r>
-      <w:hyperlink r:id="rId21">
-        <w:r>
-          <w:rPr>
-            <w:lang w:val="ru_RU" w:bidi="ru_RU"/>
-          </w:rPr>
-          <w:rPr>
-            <w:color w:val="0000EE"/>
-            <w:u w:val="single"/>
-          </w:rPr>
-          <w:t>гл. 3–4</w:t>
-        </w:r>
-      </w:hyperlink>
+      <w:r>
+        <w:rPr>
+          <w:lang w:val="ru_RU" w:bidi="ru_RU"/>
+        </w:rPr>
+        <w:t>гл. 3–4</w:t>
+      </w:r>
       <w:r>
         <w:rPr>
           <w:lang w:val="ru_RU" w:bidi="ru_RU"/>
         </w:rPr>
         <w:t>) начинается с общего призыва отвернуться от греха и принять новую жизнь во Христе (</w:t>
       </w:r>
-      <w:hyperlink r:id="rId29">
-        <w:r>
-          <w:rPr>
-            <w:lang w:val="ru_RU" w:bidi="ru_RU"/>
-          </w:rPr>
-          <w:rPr>
-            <w:color w:val="0000EE"/>
-            <w:u w:val="single"/>
-          </w:rPr>
-          <w:t>3:1–11</w:t>
-        </w:r>
-      </w:hyperlink>
+      <w:r>
+        <w:rPr>
+          <w:lang w:val="ru_RU" w:bidi="ru_RU"/>
+        </w:rPr>
+        <w:t>3:1–11</w:t>
+      </w:r>
       <w:r>
         <w:rPr>
           <w:lang w:val="ru_RU" w:bidi="ru_RU"/>
         </w:rPr>
         <w:t>). Далее Павел даёт наставления о христианской общине (</w:t>
       </w:r>
-      <w:hyperlink r:id="rId30">
-        <w:r>
-          <w:rPr>
-            <w:lang w:val="ru_RU" w:bidi="ru_RU"/>
-          </w:rPr>
-          <w:rPr>
-            <w:color w:val="0000EE"/>
-            <w:u w:val="single"/>
-          </w:rPr>
-          <w:t>3:12–17</w:t>
-        </w:r>
-      </w:hyperlink>
+      <w:r>
+        <w:rPr>
+          <w:lang w:val="ru_RU" w:bidi="ru_RU"/>
+        </w:rPr>
+        <w:t>3:12–17</w:t>
+      </w:r>
       <w:r>
         <w:rPr>
           <w:lang w:val="ru_RU" w:bidi="ru_RU"/>
         </w:rPr>
         <w:t>) и семейной жизни (</w:t>
       </w:r>
-      <w:hyperlink r:id="rId31">
-        <w:r>
-          <w:rPr>
-            <w:lang w:val="ru_RU" w:bidi="ru_RU"/>
-          </w:rPr>
-          <w:rPr>
-            <w:color w:val="0000EE"/>
-            <w:u w:val="single"/>
-          </w:rPr>
-          <w:t>3:18–4:1</w:t>
-        </w:r>
-      </w:hyperlink>
+      <w:r>
+        <w:rPr>
+          <w:lang w:val="ru_RU" w:bidi="ru_RU"/>
+        </w:rPr>
+        <w:t>3:18–4:1</w:t>
+      </w:r>
       <w:r>
         <w:rPr>
           <w:lang w:val="ru_RU" w:bidi="ru_RU"/>
         </w:rPr>
         <w:t>). Послание завершается призывом к молитве (</w:t>
       </w:r>
-      <w:hyperlink r:id="rId32">
-        <w:r>
-          <w:rPr>
-            <w:lang w:val="ru_RU" w:bidi="ru_RU"/>
-          </w:rPr>
-          <w:rPr>
-            <w:color w:val="0000EE"/>
-            <w:u w:val="single"/>
-          </w:rPr>
-          <w:t>4:2–6</w:t>
-        </w:r>
-      </w:hyperlink>
+      <w:r>
+        <w:rPr>
+          <w:lang w:val="ru_RU" w:bidi="ru_RU"/>
+        </w:rPr>
+        <w:t>4:2–6</w:t>
+      </w:r>
       <w:r>
         <w:rPr>
           <w:lang w:val="ru_RU" w:bidi="ru_RU"/>
         </w:rPr>
         <w:t>) и замечаниями о сотрудниках и других христианах (</w:t>
       </w:r>
-      <w:hyperlink r:id="rId33">
-        <w:r>
-          <w:rPr>
-            <w:lang w:val="ru_RU" w:bidi="ru_RU"/>
-          </w:rPr>
-          <w:rPr>
-            <w:color w:val="0000EE"/>
-            <w:u w:val="single"/>
-          </w:rPr>
-          <w:t>4:7–18</w:t>
-        </w:r>
-      </w:hyperlink>
+      <w:r>
+        <w:rPr>
+          <w:lang w:val="ru_RU" w:bidi="ru_RU"/>
+        </w:rPr>
+        <w:t>4:7–18</w:t>
+      </w:r>
       <w:r>
         <w:rPr>
           <w:lang w:val="ru_RU" w:bidi="ru_RU"/>
@@ -766,18 +634,12 @@
         </w:rPr>
         <w:t xml:space="preserve">Послания к Колоссянам, к Ефесянам, к Филимону и к Филиппийцам называются тюремными посланиями — все четыре были написаны, пока Павел находился в тюрьме за проповедь об Иисусе Христе (см. </w:t>
       </w:r>
-      <w:hyperlink r:id="rId34">
-        <w:r>
-          <w:rPr>
-            <w:lang w:val="ru_RU" w:bidi="ru_RU"/>
-          </w:rPr>
-          <w:rPr>
-            <w:color w:val="0000EE"/>
-            <w:u w:val="single"/>
-          </w:rPr>
-          <w:t>4:18</w:t>
-        </w:r>
-      </w:hyperlink>
+      <w:r>
+        <w:rPr>
+          <w:lang w:val="ru_RU" w:bidi="ru_RU"/>
+        </w:rPr>
+        <w:t>4:18</w:t>
+      </w:r>
       <w:r>
         <w:rPr>
           <w:lang w:val="ru_RU" w:bidi="ru_RU"/>
@@ -810,54 +672,36 @@
         </w:rPr>
         <w:t>Павел упоминает одних и тех же сотрудников в каждом из тюремных посланий. В своём письме к Филимону он объясняет, почему отправляет Онисима, беглого раба Филимона, обратно к нему. Онисим сопровождал того, кто принёс послание Павла к колоссянам (</w:t>
       </w:r>
-      <w:hyperlink r:id="rId35">
-        <w:r>
-          <w:rPr>
-            <w:lang w:val="ru_RU" w:bidi="ru_RU"/>
-          </w:rPr>
-          <w:rPr>
-            <w:color w:val="0000EE"/>
-            <w:u w:val="single"/>
-          </w:rPr>
-          <w:t>4:9</w:t>
-        </w:r>
-      </w:hyperlink>
+      <w:r>
+        <w:rPr>
+          <w:lang w:val="ru_RU" w:bidi="ru_RU"/>
+        </w:rPr>
+        <w:t>4:9</w:t>
+      </w:r>
       <w:r>
         <w:rPr>
           <w:lang w:val="ru_RU" w:bidi="ru_RU"/>
         </w:rPr>
         <w:t>). В Посланиях к Колоссянам (</w:t>
       </w:r>
-      <w:hyperlink r:id="rId36">
-        <w:r>
-          <w:rPr>
-            <w:lang w:val="ru_RU" w:bidi="ru_RU"/>
-          </w:rPr>
-          <w:rPr>
-            <w:color w:val="0000EE"/>
-            <w:u w:val="single"/>
-          </w:rPr>
-          <w:t>4:7</w:t>
-        </w:r>
-      </w:hyperlink>
+      <w:r>
+        <w:rPr>
+          <w:lang w:val="ru_RU" w:bidi="ru_RU"/>
+        </w:rPr>
+        <w:t>4:7</w:t>
+      </w:r>
       <w:r>
         <w:rPr>
           <w:lang w:val="ru_RU" w:bidi="ru_RU"/>
         </w:rPr>
         <w:t>) и к Ефесянам (</w:t>
       </w:r>
-      <w:hyperlink r:id="rId37">
-        <w:r>
-          <w:rPr>
-            <w:lang w:val="ru_RU" w:bidi="ru_RU"/>
-          </w:rPr>
-          <w:rPr>
-            <w:color w:val="0000EE"/>
-            <w:u w:val="single"/>
-          </w:rPr>
-          <w:t>Еф.6:21</w:t>
-        </w:r>
-      </w:hyperlink>
+      <w:r>
+        <w:rPr>
+          <w:lang w:val="ru_RU" w:bidi="ru_RU"/>
+        </w:rPr>
+        <w:t>Еф.6:21</w:t>
+      </w:r>
       <w:r>
         <w:rPr>
           <w:lang w:val="ru_RU" w:bidi="ru_RU"/>
@@ -889,18 +733,12 @@
         </w:rPr>
         <w:t>Павел написал колоссянам, потому что лжеучители беспокоили церковь. Колоссы были важным торговым центром на одной из главных римских дорог в том регионе, поэтому город подвергался влиянию идей из многих религий и философий. Как и многие ложные учения, «колосская ересь», вероятно, представляла собой смесь различных взглядов и идей, которые витали в воздухе в то время. Мы не можем точно определить этих лжеучителей или детали их конкретного учения, но можем выделить некоторые характеристики: (1) лжеучители, по-видимому, настаивали на соблюдении субботы и новолуний (</w:t>
       </w:r>
-      <w:hyperlink r:id="rId38">
-        <w:r>
-          <w:rPr>
-            <w:lang w:val="ru_RU" w:bidi="ru_RU"/>
-          </w:rPr>
-          <w:rPr>
-            <w:color w:val="0000EE"/>
-            <w:u w:val="single"/>
-          </w:rPr>
-          <w:t>2:16</w:t>
-        </w:r>
-      </w:hyperlink>
+      <w:r>
+        <w:rPr>
+          <w:lang w:val="ru_RU" w:bidi="ru_RU"/>
+        </w:rPr>
+        <w:t>2:16</w:t>
+      </w:r>
       <w:r>
         <w:rPr>
           <w:lang w:val="ru_RU" w:bidi="ru_RU"/>
@@ -932,36 +770,24 @@
         </w:rPr>
         <w:t>В своём письме к колоссянам Павел направляет молодую христианскую церковь к апостольскому посланию Благой Вести о Христе. Чтобы противостоять влиянию ложного учения, Павел подчёркивает, что Христос выше всех существ и сотворённых созданий, как духовных, так и физических. Иисус — это Тот, в Ком обитает вся полнота Бога. Иисус также является единственным источником духовного роста, Он глава всего, от Него исходит всякий духовный опыт (</w:t>
       </w:r>
-      <w:hyperlink r:id="rId39">
-        <w:r>
-          <w:rPr>
-            <w:lang w:val="ru_RU" w:bidi="ru_RU"/>
-          </w:rPr>
-          <w:rPr>
-            <w:color w:val="0000EE"/>
-            <w:u w:val="single"/>
-          </w:rPr>
-          <w:t>2:19</w:t>
-        </w:r>
-      </w:hyperlink>
+      <w:r>
+        <w:rPr>
+          <w:lang w:val="ru_RU" w:bidi="ru_RU"/>
+        </w:rPr>
+        <w:t>2:19</w:t>
+      </w:r>
       <w:r>
         <w:rPr>
           <w:lang w:val="ru_RU" w:bidi="ru_RU"/>
         </w:rPr>
         <w:t>). Ложные учителя сосредотачивали своё внимание на правилах, основанных на чём-то ещё, кроме Христа, и это означало, что такие правила не могли принести духовной пользы (</w:t>
       </w:r>
-      <w:hyperlink r:id="rId40">
-        <w:r>
-          <w:rPr>
-            <w:lang w:val="ru_RU" w:bidi="ru_RU"/>
-          </w:rPr>
-          <w:rPr>
-            <w:color w:val="0000EE"/>
-            <w:u w:val="single"/>
-          </w:rPr>
-          <w:t>2:23</w:t>
-        </w:r>
-      </w:hyperlink>
+      <w:r>
+        <w:rPr>
+          <w:lang w:val="ru_RU" w:bidi="ru_RU"/>
+        </w:rPr>
+        <w:t>2:23</w:t>
+      </w:r>
       <w:r>
         <w:rPr>
           <w:lang w:val="ru_RU" w:bidi="ru_RU"/>
@@ -996,72 +822,48 @@
         </w:rPr>
         <w:t>Павел в Послании к Колоссянам призывает не придавать чрезмерное значение ритуалами и обрядам (</w:t>
       </w:r>
-      <w:hyperlink r:id="rId28">
-        <w:r>
-          <w:rPr>
-            <w:lang w:val="ru_RU" w:bidi="ru_RU"/>
-          </w:rPr>
-          <w:rPr>
-            <w:color w:val="0000EE"/>
-            <w:u w:val="single"/>
-          </w:rPr>
-          <w:t>2:16–23</w:t>
-        </w:r>
-      </w:hyperlink>
+      <w:r>
+        <w:rPr>
+          <w:lang w:val="ru_RU" w:bidi="ru_RU"/>
+        </w:rPr>
+        <w:t>2:16–23</w:t>
+      </w:r>
       <w:r>
         <w:rPr>
           <w:lang w:val="ru_RU" w:bidi="ru_RU"/>
         </w:rPr>
         <w:t>). Вместо этого все христиане должны отождествлять себя со Христом в Его смерти и воскресении (</w:t>
       </w:r>
-      <w:hyperlink r:id="rId41">
-        <w:r>
-          <w:rPr>
-            <w:lang w:val="ru_RU" w:bidi="ru_RU"/>
-          </w:rPr>
-          <w:rPr>
-            <w:color w:val="0000EE"/>
-            <w:u w:val="single"/>
-          </w:rPr>
-          <w:t>2:11</w:t>
-        </w:r>
-      </w:hyperlink>
+      <w:r>
+        <w:rPr>
+          <w:lang w:val="ru_RU" w:bidi="ru_RU"/>
+        </w:rPr>
+        <w:t>2:11</w:t>
+      </w:r>
       <w:r>
         <w:rPr>
           <w:lang w:val="ru_RU" w:bidi="ru_RU"/>
         </w:rPr>
         <w:t>,</w:t>
       </w:r>
-      <w:hyperlink r:id="rId42">
-        <w:r>
-          <w:rPr>
-            <w:lang w:val="ru_RU" w:bidi="ru_RU"/>
-          </w:rPr>
-          <w:rPr>
-            <w:color w:val="0000EE"/>
-            <w:u w:val="single"/>
-          </w:rPr>
-          <w:t>19–20</w:t>
-        </w:r>
-      </w:hyperlink>
+      <w:r>
+        <w:rPr>
+          <w:lang w:val="ru_RU" w:bidi="ru_RU"/>
+        </w:rPr>
+        <w:t>19–20</w:t>
+      </w:r>
       <w:r>
         <w:rPr>
           <w:lang w:val="ru_RU" w:bidi="ru_RU"/>
         </w:rPr>
         <w:t xml:space="preserve">; </w:t>
       </w:r>
-      <w:hyperlink r:id="rId43">
-        <w:r>
-          <w:rPr>
-            <w:lang w:val="ru_RU" w:bidi="ru_RU"/>
-          </w:rPr>
-          <w:rPr>
-            <w:color w:val="0000EE"/>
-            <w:u w:val="single"/>
-          </w:rPr>
-          <w:t>3:1–4</w:t>
-        </w:r>
-      </w:hyperlink>
+      <w:r>
+        <w:rPr>
+          <w:lang w:val="ru_RU" w:bidi="ru_RU"/>
+        </w:rPr>
+        <w:t>3:1–4</w:t>
+      </w:r>
       <w:r>
         <w:rPr>
           <w:lang w:val="ru_RU" w:bidi="ru_RU"/>
